--- a/Stuedninfo.docx
+++ b/Stuedninfo.docx
@@ -34,7 +34,10 @@
       </w:r>
       <w:proofErr w:type="gramStart"/>
       <w:r>
-        <w:t>Dep :CSE</w:t>
+        <w:t>Dep :</w:t>
+      </w:r>
+      <w:r>
+        <w:t>EEE</w:t>
       </w:r>
       <w:proofErr w:type="gramEnd"/>
     </w:p>
